--- a/docs/downloads/gerrid-setzer/تم/doc_0174.docx
+++ b/docs/downloads/gerrid-setzer/تم/doc_0174.docx
@@ -1,19 +1,11 @@
 
 <file path=word/document.xml><?xml version="1.0" encoding="utf-8"?>
-<w:document xmlns:wpc="http://schemas.microsoft.com/office/word/2010/wordprocessingCanvas" xmlns:cx="http://schemas.microsoft.com/office/drawing/2014/chartex" xmlns:cx1="http://schemas.microsoft.com/office/drawing/2015/9/8/chartex" xmlns:cx2="http://schemas.microsoft.com/office/drawing/2015/10/21/chartex" xmlns:cx3="http://schemas.microsoft.com/office/drawing/2016/5/9/chartex" xmlns:cx4="http://schemas.microsoft.com/office/drawing/2016/5/10/chartex" xmlns:cx5="http://schemas.microsoft.com/office/drawing/2016/5/11/chartex" xmlns:cx6="http://schemas.microsoft.com/office/drawing/2016/5/12/chartex" xmlns:cx7="http://schemas.microsoft.com/office/drawing/2016/5/13/chartex" xmlns:cx8="http://schemas.microsoft.com/office/drawing/2016/5/14/chartex" xmlns:mc="http://schemas.openxmlformats.org/markup-compatibility/2006" xmlns:aink="http://schemas.microsoft.com/office/drawing/2016/ink" xmlns:am3d="http://schemas.microsoft.com/office/drawing/2017/model3d" xmlns:o="urn:schemas-microsoft-com:office:office" xmlns:r="http://schemas.openxmlformats.org/officeDocument/2006/relationships" xmlns:m="http://schemas.openxmlformats.org/officeDocument/2006/math" xmlns:v="urn:schemas-microsoft-com:vml" xmlns:wp14="http://schemas.microsoft.com/office/word/2010/wordprocessingDrawing" xmlns:wp="http://schemas.openxmlformats.org/drawingml/2006/wordprocessingDrawing" xmlns:w10="urn:schemas-microsoft-com:office:word" xmlns:w="http://schemas.openxmlformats.org/wordprocessingml/2006/main" xmlns:w14="http://schemas.microsoft.com/office/word/2010/wordml" xmlns:w15="http://schemas.microsoft.com/office/word/2012/wordml" xmlns:w16cex="http://schemas.microsoft.com/office/word/2018/wordml/cex" xmlns:w16cid="http://schemas.microsoft.com/office/word/2016/wordml/cid" xmlns:w16="http://schemas.microsoft.com/office/word/2018/wordml" xmlns:w16sdtdh="http://schemas.microsoft.com/office/word/2020/wordml/sdtdatahash" xmlns:w16se="http://schemas.microsoft.com/office/word/2015/wordml/symex" xmlns:wpg="http://schemas.microsoft.com/office/word/2010/wordprocessingGroup" xmlns:wpi="http://schemas.microsoft.com/office/word/2010/wordprocessingInk" xmlns:wne="http://schemas.microsoft.com/office/word/2006/wordml" xmlns:wps="http://schemas.microsoft.com/office/word/2010/wordprocessingShape" mc:Ignorable="w14 w15 w16se w16cid w16 w16cex w16sdtdh wp14">
+<w:document xmlns:wpc="http://schemas.microsoft.com/office/word/2010/wordprocessingCanvas" xmlns:cx="http://schemas.microsoft.com/office/drawing/2014/chartex" xmlns:cx1="http://schemas.microsoft.com/office/drawing/2015/9/8/chartex" xmlns:cx2="http://schemas.microsoft.com/office/drawing/2015/10/21/chartex" xmlns:cx3="http://schemas.microsoft.com/office/drawing/2016/5/9/chartex" xmlns:cx4="http://schemas.microsoft.com/office/drawing/2016/5/10/chartex" xmlns:cx5="http://schemas.microsoft.com/office/drawing/2016/5/11/chartex" xmlns:cx6="http://schemas.microsoft.com/office/drawing/2016/5/12/chartex" xmlns:cx7="http://schemas.microsoft.com/office/drawing/2016/5/13/chartex" xmlns:cx8="http://schemas.microsoft.com/office/drawing/2016/5/14/chartex" xmlns:mc="http://schemas.openxmlformats.org/markup-compatibility/2006" xmlns:aink="http://schemas.microsoft.com/office/drawing/2016/ink" xmlns:am3d="http://schemas.microsoft.com/office/drawing/2017/model3d" xmlns:o="urn:schemas-microsoft-com:office:office" xmlns:oel="http://schemas.microsoft.com/office/2019/extlst" xmlns:r="http://schemas.openxmlformats.org/officeDocument/2006/relationships" xmlns:m="http://schemas.openxmlformats.org/officeDocument/2006/math" xmlns:v="urn:schemas-microsoft-com:vml" xmlns:wp14="http://schemas.microsoft.com/office/word/2010/wordprocessingDrawing" xmlns:wp="http://schemas.openxmlformats.org/drawingml/2006/wordprocessingDrawing" xmlns:w10="urn:schemas-microsoft-com:office:word" xmlns:w="http://schemas.openxmlformats.org/wordprocessingml/2006/main" xmlns:w14="http://schemas.microsoft.com/office/word/2010/wordml" xmlns:w15="http://schemas.microsoft.com/office/word/2012/wordml" xmlns:w16cex="http://schemas.microsoft.com/office/word/2018/wordml/cex" xmlns:w16cid="http://schemas.microsoft.com/office/word/2016/wordml/cid" xmlns:w16="http://schemas.microsoft.com/office/word/2018/wordml" xmlns:w16sdtdh="http://schemas.microsoft.com/office/word/2020/wordml/sdtdatahash" xmlns:w16se="http://schemas.microsoft.com/office/word/2015/wordml/symex" xmlns:wpg="http://schemas.microsoft.com/office/word/2010/wordprocessingGroup" xmlns:wpi="http://schemas.microsoft.com/office/word/2010/wordprocessingInk" xmlns:wne="http://schemas.microsoft.com/office/word/2006/wordml" xmlns:wps="http://schemas.microsoft.com/office/word/2010/wordprocessingShape" mc:Ignorable="w14 w15 w16se w16cid w16 w16cex w16sdtdh wp14">
   <w:body>
     <w:p>
       <w:pPr>
-        <w:bidi/>
-        <w:jc w:val="center"/>
-        <w:rPr>
-          <w:b/>
-          <w:bCs/>
-          <w:sz w:val="36"/>
-          <w:szCs w:val="36"/>
-          <w:u w:val="single"/>
-          <w:rtl/>
-          <w:lang w:bidi="ar-EG"/>
+        <w:rPr>
+          <w:rtl/>
         </w:rPr>
       </w:pPr>
       <w:hyperlink r:id="rId4" w:history="1">
@@ -21,452 +13,218 @@
           <w:rPr>
             <w:rStyle w:val="Hyperlink"/>
             <w:rFonts w:hint="cs"/>
-            <w:b/>
-            <w:bCs/>
-            <w:sz w:val="36"/>
-            <w:szCs w:val="36"/>
             <w:rtl/>
-            <w:lang w:bidi="ar-EG"/>
           </w:rPr>
-          <w:t>الله يعمل فينا في صور مختلفة</w:t>
+          <w:t>تحدي وحسد</w:t>
         </w:r>
       </w:hyperlink>
     </w:p>
-    <w:tbl>
-      <w:tblPr>
-        <w:tblStyle w:val="TableGrid"/>
-        <w:bidiVisual/>
-        <w:tblW w:w="0" w:type="auto"/>
-        <w:tblLook w:val="04A0" w:firstRow="1" w:lastRow="0" w:firstColumn="1" w:lastColumn="0" w:noHBand="0" w:noVBand="1"/>
-      </w:tblPr>
-      <w:tblGrid>
-        <w:gridCol w:w="4508"/>
-        <w:gridCol w:w="4508"/>
-      </w:tblGrid>
-      <w:tr>
-        <w:tc>
-          <w:tcPr>
-            <w:tcW w:w="4508" w:type="dxa"/>
-            <w:shd w:val="clear" w:color="auto" w:fill="E2EFD9" w:themeFill="accent6" w:themeFillTint="33"/>
-          </w:tcPr>
-          <w:p>
-            <w:pPr>
-              <w:bidi/>
-              <w:jc w:val="center"/>
-              <w:rPr>
-                <w:rFonts w:hint="cs"/>
-                <w:b/>
-                <w:bCs/>
-                <w:color w:val="FF0000"/>
-                <w:sz w:val="36"/>
-                <w:szCs w:val="36"/>
-                <w:u w:val="single"/>
-                <w:rtl/>
-                <w:lang w:bidi="ar-EG"/>
-              </w:rPr>
-            </w:pPr>
-            <w:r>
-              <w:rPr>
-                <w:rFonts w:hint="cs"/>
-                <w:b/>
-                <w:bCs/>
-                <w:color w:val="FF0000"/>
-                <w:sz w:val="36"/>
-                <w:szCs w:val="36"/>
-                <w:u w:val="single"/>
-                <w:rtl/>
-                <w:lang w:bidi="ar-EG"/>
-              </w:rPr>
-              <w:t>الطريقة</w:t>
-            </w:r>
-          </w:p>
-        </w:tc>
-        <w:tc>
-          <w:tcPr>
-            <w:tcW w:w="4508" w:type="dxa"/>
-            <w:shd w:val="clear" w:color="auto" w:fill="E2EFD9" w:themeFill="accent6" w:themeFillTint="33"/>
-          </w:tcPr>
-          <w:p>
-            <w:pPr>
-              <w:bidi/>
-              <w:jc w:val="center"/>
-              <w:rPr>
-                <w:rFonts w:hint="cs"/>
-                <w:b/>
-                <w:bCs/>
-                <w:color w:val="FF0000"/>
-                <w:sz w:val="36"/>
-                <w:szCs w:val="36"/>
-                <w:u w:val="single"/>
-                <w:rtl/>
-                <w:lang w:bidi="ar-EG"/>
-              </w:rPr>
-            </w:pPr>
-            <w:r>
-              <w:rPr>
-                <w:rFonts w:hint="cs"/>
-                <w:b/>
-                <w:bCs/>
-                <w:color w:val="FF0000"/>
-                <w:sz w:val="36"/>
-                <w:szCs w:val="36"/>
-                <w:u w:val="single"/>
-                <w:rtl/>
-                <w:lang w:bidi="ar-EG"/>
-              </w:rPr>
-              <w:t>المعنى أننا علينا</w:t>
-            </w:r>
-          </w:p>
-        </w:tc>
-      </w:tr>
-      <w:tr>
-        <w:tc>
-          <w:tcPr>
-            <w:tcW w:w="4508" w:type="dxa"/>
-          </w:tcPr>
-          <w:p>
-            <w:pPr>
-              <w:bidi/>
-              <w:jc w:val="both"/>
-              <w:rPr>
-                <w:rFonts w:hint="cs"/>
-                <w:rtl/>
-                <w:lang w:bidi="ar-EG"/>
-              </w:rPr>
-            </w:pPr>
-            <w:r>
-              <w:rPr>
-                <w:rtl/>
-                <w:lang w:bidi="ar-EG"/>
-              </w:rPr>
-              <w:t>كَرَّام</w:t>
-            </w:r>
-            <w:r>
-              <w:rPr>
-                <w:rFonts w:hint="cs"/>
-                <w:rtl/>
-                <w:lang w:bidi="ar-EG"/>
-              </w:rPr>
-              <w:t xml:space="preserve">                                     (يوحنا 15: 1 </w:t>
-            </w:r>
-            <w:r>
-              <w:rPr>
-                <w:rtl/>
-                <w:lang w:bidi="ar-EG"/>
-              </w:rPr>
-              <w:t>–</w:t>
-            </w:r>
-            <w:r>
-              <w:rPr>
-                <w:rFonts w:hint="cs"/>
-                <w:rtl/>
-                <w:lang w:bidi="ar-EG"/>
-              </w:rPr>
-              <w:t xml:space="preserve"> 2)</w:t>
-            </w:r>
-          </w:p>
-        </w:tc>
-        <w:tc>
-          <w:tcPr>
-            <w:tcW w:w="4508" w:type="dxa"/>
-          </w:tcPr>
-          <w:p>
-            <w:pPr>
-              <w:bidi/>
-              <w:jc w:val="both"/>
-              <w:rPr>
-                <w:rFonts w:hint="cs"/>
-                <w:rtl/>
-                <w:lang w:bidi="ar-EG"/>
-              </w:rPr>
-            </w:pPr>
-            <w:r>
-              <w:rPr>
-                <w:rFonts w:hint="cs"/>
-                <w:rtl/>
-                <w:lang w:bidi="ar-EG"/>
-              </w:rPr>
-              <w:t>أن نأتي بثمر</w:t>
-            </w:r>
-          </w:p>
-        </w:tc>
-      </w:tr>
-      <w:tr>
-        <w:tc>
-          <w:tcPr>
-            <w:tcW w:w="4508" w:type="dxa"/>
-          </w:tcPr>
-          <w:p>
-            <w:pPr>
-              <w:bidi/>
-              <w:jc w:val="both"/>
-              <w:rPr>
-                <w:rFonts w:hint="cs"/>
-                <w:rtl/>
-                <w:lang w:bidi="ar-EG"/>
-              </w:rPr>
-            </w:pPr>
-            <w:r>
-              <w:rPr>
-                <w:rFonts w:hint="cs"/>
-                <w:rtl/>
-                <w:lang w:bidi="ar-EG"/>
-              </w:rPr>
-              <w:t>صائغ</w:t>
-            </w:r>
-            <w:r>
-              <w:rPr>
-                <w:rtl/>
-                <w:lang w:bidi="ar-EG"/>
-              </w:rPr>
-              <w:t xml:space="preserve"> هَيَاكِلِ فِضَّةٍ</w:t>
-            </w:r>
-            <w:r>
-              <w:rPr>
-                <w:rFonts w:hint="cs"/>
-                <w:rtl/>
-                <w:lang w:bidi="ar-EG"/>
-              </w:rPr>
-              <w:t xml:space="preserve">            (أمثال 25: 4)</w:t>
-            </w:r>
-          </w:p>
-        </w:tc>
-        <w:tc>
-          <w:tcPr>
-            <w:tcW w:w="4508" w:type="dxa"/>
-          </w:tcPr>
-          <w:p>
-            <w:pPr>
-              <w:bidi/>
-              <w:jc w:val="both"/>
-              <w:rPr>
-                <w:rFonts w:hint="cs"/>
-                <w:rtl/>
-                <w:lang w:bidi="ar-EG"/>
-              </w:rPr>
-            </w:pPr>
-            <w:r>
-              <w:rPr>
-                <w:rFonts w:hint="cs"/>
-                <w:rtl/>
-                <w:lang w:bidi="ar-EG"/>
-              </w:rPr>
-              <w:t>التحرر من النجاسات</w:t>
-            </w:r>
-          </w:p>
-        </w:tc>
-      </w:tr>
-      <w:tr>
-        <w:tc>
-          <w:tcPr>
-            <w:tcW w:w="4508" w:type="dxa"/>
-          </w:tcPr>
-          <w:p>
-            <w:pPr>
-              <w:bidi/>
-              <w:jc w:val="both"/>
-              <w:rPr>
-                <w:rFonts w:hint="cs"/>
-                <w:rtl/>
-                <w:lang w:bidi="ar-EG"/>
-              </w:rPr>
-            </w:pPr>
-            <w:r>
-              <w:rPr>
-                <w:rFonts w:hint="cs"/>
-                <w:rtl/>
-                <w:lang w:bidi="ar-EG"/>
-              </w:rPr>
-              <w:t>صانع النبيذ                     (إرمياء 48: 11)</w:t>
-            </w:r>
-          </w:p>
-        </w:tc>
-        <w:tc>
-          <w:tcPr>
-            <w:tcW w:w="4508" w:type="dxa"/>
-          </w:tcPr>
-          <w:p>
-            <w:pPr>
-              <w:bidi/>
-              <w:jc w:val="both"/>
-              <w:rPr>
-                <w:rFonts w:hint="cs"/>
-                <w:rtl/>
-                <w:lang w:bidi="ar-EG"/>
-              </w:rPr>
-            </w:pPr>
-            <w:r>
-              <w:rPr>
-                <w:rFonts w:hint="cs"/>
-                <w:rtl/>
-                <w:lang w:bidi="ar-EG"/>
-              </w:rPr>
-              <w:t>التخلص من عدم الاهتمام اللامبالي</w:t>
-            </w:r>
-          </w:p>
-        </w:tc>
-      </w:tr>
-      <w:tr>
-        <w:tc>
-          <w:tcPr>
-            <w:tcW w:w="4508" w:type="dxa"/>
-          </w:tcPr>
-          <w:p>
-            <w:pPr>
-              <w:bidi/>
-              <w:jc w:val="both"/>
-              <w:rPr>
-                <w:rFonts w:hint="cs"/>
-                <w:rtl/>
-                <w:lang w:bidi="ar-EG"/>
-              </w:rPr>
-            </w:pPr>
-            <w:r>
-              <w:rPr>
-                <w:rFonts w:hint="cs"/>
-                <w:rtl/>
-                <w:lang w:bidi="ar-EG"/>
-              </w:rPr>
-              <w:t xml:space="preserve">الآب                                  (عبرانيين 12: 9 </w:t>
-            </w:r>
-            <w:r>
-              <w:rPr>
-                <w:rtl/>
-                <w:lang w:bidi="ar-EG"/>
-              </w:rPr>
-              <w:t>–</w:t>
-            </w:r>
-            <w:r>
-              <w:rPr>
-                <w:rFonts w:hint="cs"/>
-                <w:rtl/>
-                <w:lang w:bidi="ar-EG"/>
-              </w:rPr>
-              <w:t xml:space="preserve"> 10)</w:t>
-            </w:r>
-          </w:p>
-        </w:tc>
-        <w:tc>
-          <w:tcPr>
-            <w:tcW w:w="4508" w:type="dxa"/>
-          </w:tcPr>
-          <w:p>
-            <w:pPr>
-              <w:bidi/>
-              <w:jc w:val="both"/>
-              <w:rPr>
-                <w:rFonts w:hint="cs"/>
-                <w:rtl/>
-                <w:lang w:bidi="ar-EG"/>
-              </w:rPr>
-            </w:pPr>
-            <w:r>
-              <w:rPr>
-                <w:rFonts w:hint="cs"/>
-                <w:rtl/>
-                <w:lang w:bidi="ar-EG"/>
-              </w:rPr>
-              <w:t>بأن نتشارك في قداسته</w:t>
-            </w:r>
-          </w:p>
-        </w:tc>
-      </w:tr>
-      <w:tr>
-        <w:tc>
-          <w:tcPr>
-            <w:tcW w:w="4508" w:type="dxa"/>
-          </w:tcPr>
-          <w:p>
-            <w:pPr>
-              <w:bidi/>
-              <w:jc w:val="both"/>
-              <w:rPr>
-                <w:rFonts w:hint="cs"/>
-                <w:rtl/>
-                <w:lang w:bidi="ar-EG"/>
-              </w:rPr>
-            </w:pPr>
-            <w:r>
-              <w:rPr>
-                <w:rFonts w:hint="cs"/>
-                <w:rtl/>
-                <w:lang w:bidi="ar-EG"/>
-              </w:rPr>
-              <w:t xml:space="preserve">الخزاف                          (إرمياء 18: 3 </w:t>
-            </w:r>
-            <w:r>
-              <w:rPr>
-                <w:rtl/>
-                <w:lang w:bidi="ar-EG"/>
-              </w:rPr>
-              <w:t>–</w:t>
-            </w:r>
-            <w:r>
-              <w:rPr>
-                <w:rFonts w:hint="cs"/>
-                <w:rtl/>
-                <w:lang w:bidi="ar-EG"/>
-              </w:rPr>
-              <w:t xml:space="preserve"> 6)</w:t>
-            </w:r>
-          </w:p>
-        </w:tc>
-        <w:tc>
-          <w:tcPr>
-            <w:tcW w:w="4508" w:type="dxa"/>
-          </w:tcPr>
-          <w:p>
-            <w:pPr>
-              <w:bidi/>
-              <w:jc w:val="both"/>
-              <w:rPr>
-                <w:rFonts w:hint="cs"/>
-                <w:rtl/>
-                <w:lang w:bidi="ar-EG"/>
-              </w:rPr>
-            </w:pPr>
-            <w:r>
-              <w:rPr>
-                <w:rFonts w:hint="cs"/>
-                <w:rtl/>
-                <w:lang w:bidi="ar-EG"/>
-              </w:rPr>
-              <w:t>بأن نتشكل لكرامته</w:t>
-            </w:r>
-          </w:p>
-        </w:tc>
-      </w:tr>
-    </w:tbl>
     <w:p>
       <w:pPr>
-        <w:bidi/>
-        <w:jc w:val="both"/>
-        <w:rPr>
-          <w:rtl/>
-          <w:lang w:bidi="ar-EG"/>
+        <w:rPr>
+          <w:rtl/>
         </w:rPr>
       </w:pPr>
+      <w:r>
+        <w:rPr>
+          <w:rFonts w:hint="cs"/>
+          <w:rtl/>
+        </w:rPr>
+        <w:t>غلاطية 5: 26</w:t>
+      </w:r>
     </w:p>
     <w:p>
       <w:pPr>
-        <w:bidi/>
-        <w:jc w:val="right"/>
-        <w:rPr>
-          <w:rtl/>
-          <w:lang w:bidi="ar-EG"/>
+        <w:bidi w:val="0"/>
+        <w:rPr>
+          <w:rtl/>
         </w:rPr>
       </w:pPr>
       <w:r>
-        <w:rPr>
-          <w:lang w:bidi="ar-EG"/>
-        </w:rPr>
         <w:t>Gerrid Setzer</w:t>
+      </w:r>
+    </w:p>
+    <w:p>
+      <w:pPr>
+        <w:rPr>
+          <w:rtl/>
+        </w:rPr>
+      </w:pPr>
+      <w:r>
+        <w:rPr>
+          <w:rFonts w:hint="cs"/>
+          <w:rtl/>
+        </w:rPr>
+        <w:t>"ل</w:t>
+      </w:r>
+      <w:r>
+        <w:rPr>
+          <w:rtl/>
+        </w:rPr>
+        <w:t>اَ نَكُنْ مُعْجِبِينَ نُغَاضِبُ بَعْضُنَا بَعْضًا، وَنَحْسِدُ بَعْضُنَا بَعْضًا.</w:t>
+      </w:r>
+      <w:r>
+        <w:rPr>
+          <w:rFonts w:hint="cs"/>
+          <w:rtl/>
+        </w:rPr>
+        <w:t>" (غلاطية 5: 26).</w:t>
+      </w:r>
+    </w:p>
+    <w:p>
+      <w:pPr>
+        <w:rPr>
+          <w:rtl/>
+        </w:rPr>
+      </w:pPr>
+      <w:r>
+        <w:rPr>
+          <w:rFonts w:hint="cs"/>
+          <w:rtl/>
+        </w:rPr>
+        <w:t>هيبة الإنسان هي بلا قيمة. ومع ذلك كثيرًا ما نسعى إليها، لأننا نهتم كثيرًا بأنفسنا. إن الصورة التي نسعى فيها إلى الكرامة تتعلق إن كنا نقدّر الناس من حولنا وإخوتنا الذين معنا.</w:t>
+      </w:r>
+    </w:p>
+    <w:p>
+      <w:pPr>
+        <w:rPr>
+          <w:rtl/>
+        </w:rPr>
+      </w:pPr>
+      <w:r>
+        <w:rPr>
+          <w:rFonts w:hint="cs"/>
+          <w:rtl/>
+        </w:rPr>
+        <w:t>إن شعرنا أنفسنا متعالين فسنغاضب الآخرين. نحن نتحاور معهم في مجالات العلم التي من الممكن أن يضيعوا فيها بسرعة</w:t>
+      </w:r>
+      <w:r>
+        <w:rPr>
+          <w:rtl/>
+        </w:rPr>
+        <w:t xml:space="preserve"> بحيث تبرز معرفتنا المفترضة بشكل أكثر وضوحًا. هدفنا هو أن يقوم أكبر عدد ممكن من الأشخاص بتسجيل ما نعرفه أو ما لدينا أو ما حققناه. نجعل من أنفسنا عظماء من أجل التكريم والتقدير.</w:t>
+      </w:r>
+    </w:p>
+    <w:p>
+      <w:pPr>
+        <w:rPr>
+          <w:rtl/>
+        </w:rPr>
+      </w:pPr>
+      <w:r>
+        <w:rPr>
+          <w:rtl/>
+        </w:rPr>
+        <w:t>عندما نشعر بالدونية فإننا نحسد الآخرين. نحن نتطلع بشكل مريب إلى ما لديهم وما يمكنهم فعله. ل</w:t>
+      </w:r>
+      <w:r>
+        <w:rPr>
+          <w:rFonts w:hint="cs"/>
+          <w:rtl/>
+        </w:rPr>
+        <w:t>كي نقلل من كرامتهم</w:t>
+      </w:r>
+      <w:r>
+        <w:rPr>
+          <w:rtl/>
+        </w:rPr>
+        <w:t xml:space="preserve">، </w:t>
+      </w:r>
+      <w:r>
+        <w:rPr>
+          <w:rFonts w:hint="cs"/>
+          <w:rtl/>
+        </w:rPr>
+        <w:t>نقلل من قدرهم</w:t>
+      </w:r>
+      <w:r>
+        <w:rPr>
+          <w:rtl/>
+        </w:rPr>
+        <w:t xml:space="preserve"> من خلال </w:t>
+      </w:r>
+      <w:r>
+        <w:rPr>
+          <w:rFonts w:hint="cs"/>
+          <w:rtl/>
+        </w:rPr>
+        <w:t>مقارنتهم بما يميزهم</w:t>
+      </w:r>
+      <w:r>
+        <w:rPr>
+          <w:rtl/>
+        </w:rPr>
+        <w:t xml:space="preserve">. قد لا نخجل حتى من الإضرار بسمعتهم </w:t>
+      </w:r>
+      <w:r>
+        <w:rPr>
+          <w:rFonts w:hint="cs"/>
+          <w:rtl/>
+        </w:rPr>
+        <w:t>بجزء من</w:t>
+      </w:r>
+      <w:r>
+        <w:rPr>
+          <w:rtl/>
+        </w:rPr>
+        <w:t xml:space="preserve"> الحقائق. </w:t>
+      </w:r>
+      <w:r>
+        <w:rPr>
+          <w:rFonts w:hint="cs"/>
+          <w:rtl/>
+        </w:rPr>
+        <w:t>ويكمن وراء ذلك الحصول قدر الإمكان على الاحترام والتقدير.</w:t>
+      </w:r>
+    </w:p>
+    <w:p>
+      <w:pPr>
+        <w:rPr>
+          <w:rtl/>
+        </w:rPr>
+      </w:pPr>
+      <w:r>
+        <w:rPr>
+          <w:rFonts w:hint="cs"/>
+          <w:rtl/>
+        </w:rPr>
+        <w:t xml:space="preserve">في هذا الجو من </w:t>
+      </w:r>
+      <w:r>
+        <w:rPr>
+          <w:rFonts w:hint="cs"/>
+          <w:rtl/>
+        </w:rPr>
+        <w:t>التباهي الغبي والحسد الطفولي تظهر النزاعات. فكل واحد ينهش ويأكل بالآخر وبالتالي تُفسد شهادة فعالة للمسيح (غلاطية 5: 15).</w:t>
+      </w:r>
+    </w:p>
+    <w:p>
+      <w:pPr>
+        <w:rPr>
+          <w:rFonts w:hint="cs"/>
+        </w:rPr>
+      </w:pPr>
+      <w:r>
+        <w:rPr>
+          <w:rFonts w:hint="cs"/>
+          <w:rtl/>
+        </w:rPr>
+        <w:t>يا ليت روح الله يقودنا إلى تصرّف مختلف</w:t>
+      </w:r>
+      <w:r>
+        <w:rPr>
+          <w:rFonts w:hint="cs"/>
+          <w:rtl/>
+        </w:rPr>
+        <w:t>! هو يريد بأننا كمسيحيين نخدم بعضنا بالمحبة وأن نحمل أثقال بعض وبهذا نكون قد أتتمنا "ناموس المسيح" لمجده (غلاطية 5: 13؛ 6: 2).</w:t>
       </w:r>
     </w:p>
     <w:sectPr>
       <w:pgSz w:w="11906" w:h="16838"/>
       <w:pgMar w:top="1440" w:right="1440" w:bottom="1440" w:left="1440" w:header="708" w:footer="708" w:gutter="0"/>
       <w:cols w:space="708"/>
+      <w:bidi/>
+      <w:rtlGutter/>
       <w:docGrid w:linePitch="360"/>
     </w:sectPr>
   </w:body>
@@ -481,12 +239,14 @@
         <w:rFonts w:ascii="Sakkal Majalla" w:eastAsiaTheme="minorHAnsi" w:hAnsi="Sakkal Majalla" w:cs="Sakkal Majalla"/>
         <w:sz w:val="28"/>
         <w:szCs w:val="28"/>
-        <w:lang w:val="en-IL" w:eastAsia="en-US" w:bidi="ar-SA"/>
+        <w:lang w:val="en-US" w:eastAsia="en-US" w:bidi="he-IL"/>
       </w:rPr>
     </w:rPrDefault>
     <w:pPrDefault>
       <w:pPr>
+        <w:bidi/>
         <w:spacing w:after="160" w:line="259" w:lineRule="auto"/>
+        <w:jc w:val="both"/>
       </w:pPr>
     </w:pPrDefault>
   </w:docDefaults>
@@ -871,6 +631,9 @@
   <w:style w:type="paragraph" w:default="1" w:styleId="Normal">
     <w:name w:val="Normal"/>
     <w:qFormat/>
+    <w:rPr>
+      <w:lang w:bidi="ar-EG"/>
+    </w:rPr>
   </w:style>
   <w:style w:type="character" w:default="1" w:styleId="DefaultParagraphFont">
     <w:name w:val="Default Paragraph Font"/>
@@ -899,31 +662,12 @@
     <w:semiHidden/>
     <w:unhideWhenUsed/>
   </w:style>
-  <w:style w:type="table" w:styleId="TableGrid">
-    <w:name w:val="Table Grid"/>
-    <w:basedOn w:val="TableNormal"/>
-    <w:uiPriority w:val="39"/>
-    <w:rsid w:val="00AE6074"/>
-    <w:pPr>
-      <w:spacing w:after="0" w:line="240" w:lineRule="auto"/>
-    </w:pPr>
-    <w:tblPr>
-      <w:tblBorders>
-        <w:top w:val="single" w:sz="4" w:space="0" w:color="auto"/>
-        <w:left w:val="single" w:sz="4" w:space="0" w:color="auto"/>
-        <w:bottom w:val="single" w:sz="4" w:space="0" w:color="auto"/>
-        <w:right w:val="single" w:sz="4" w:space="0" w:color="auto"/>
-        <w:insideH w:val="single" w:sz="4" w:space="0" w:color="auto"/>
-        <w:insideV w:val="single" w:sz="4" w:space="0" w:color="auto"/>
-      </w:tblBorders>
-    </w:tblPr>
-  </w:style>
   <w:style w:type="character" w:styleId="Hyperlink">
     <w:name w:val="Hyperlink"/>
     <w:basedOn w:val="DefaultParagraphFont"/>
     <w:uiPriority w:val="99"/>
     <w:unhideWhenUsed/>
-    <w:rsid w:val="00AE6074"/>
+    <w:rsid w:val="006F46BF"/>
     <w:rPr>
       <w:color w:val="0563C1" w:themeColor="hyperlink"/>
       <w:u w:val="single"/>
@@ -935,7 +679,7 @@
     <w:uiPriority w:val="99"/>
     <w:semiHidden/>
     <w:unhideWhenUsed/>
-    <w:rsid w:val="00AE6074"/>
+    <w:rsid w:val="006F46BF"/>
     <w:rPr>
       <w:color w:val="605E5C"/>
       <w:shd w:val="clear" w:color="auto" w:fill="E1DFDD"/>
@@ -945,7 +689,7 @@
 </file>
 
 <file path=word/theme/theme1.xml><?xml version="1.0" encoding="utf-8"?>
-<a:theme xmlns:a="http://schemas.openxmlformats.org/drawingml/2006/main" name="ערכת נושא Office">
+<a:theme xmlns:a="http://schemas.openxmlformats.org/drawingml/2006/main" name="Office Theme">
   <a:themeElements>
     <a:clrScheme name="Office">
       <a:dk1>

--- a/docs/downloads/gerrid-setzer/تم/doc_0174.docx
+++ b/docs/downloads/gerrid-setzer/تم/doc_0174.docx
@@ -1,11 +1,19 @@
 
 <file path=word/document.xml><?xml version="1.0" encoding="utf-8"?>
-<w:document xmlns:wpc="http://schemas.microsoft.com/office/word/2010/wordprocessingCanvas" xmlns:cx="http://schemas.microsoft.com/office/drawing/2014/chartex" xmlns:cx1="http://schemas.microsoft.com/office/drawing/2015/9/8/chartex" xmlns:cx2="http://schemas.microsoft.com/office/drawing/2015/10/21/chartex" xmlns:cx3="http://schemas.microsoft.com/office/drawing/2016/5/9/chartex" xmlns:cx4="http://schemas.microsoft.com/office/drawing/2016/5/10/chartex" xmlns:cx5="http://schemas.microsoft.com/office/drawing/2016/5/11/chartex" xmlns:cx6="http://schemas.microsoft.com/office/drawing/2016/5/12/chartex" xmlns:cx7="http://schemas.microsoft.com/office/drawing/2016/5/13/chartex" xmlns:cx8="http://schemas.microsoft.com/office/drawing/2016/5/14/chartex" xmlns:mc="http://schemas.openxmlformats.org/markup-compatibility/2006" xmlns:aink="http://schemas.microsoft.com/office/drawing/2016/ink" xmlns:am3d="http://schemas.microsoft.com/office/drawing/2017/model3d" xmlns:o="urn:schemas-microsoft-com:office:office" xmlns:oel="http://schemas.microsoft.com/office/2019/extlst" xmlns:r="http://schemas.openxmlformats.org/officeDocument/2006/relationships" xmlns:m="http://schemas.openxmlformats.org/officeDocument/2006/math" xmlns:v="urn:schemas-microsoft-com:vml" xmlns:wp14="http://schemas.microsoft.com/office/word/2010/wordprocessingDrawing" xmlns:wp="http://schemas.openxmlformats.org/drawingml/2006/wordprocessingDrawing" xmlns:w10="urn:schemas-microsoft-com:office:word" xmlns:w="http://schemas.openxmlformats.org/wordprocessingml/2006/main" xmlns:w14="http://schemas.microsoft.com/office/word/2010/wordml" xmlns:w15="http://schemas.microsoft.com/office/word/2012/wordml" xmlns:w16cex="http://schemas.microsoft.com/office/word/2018/wordml/cex" xmlns:w16cid="http://schemas.microsoft.com/office/word/2016/wordml/cid" xmlns:w16="http://schemas.microsoft.com/office/word/2018/wordml" xmlns:w16sdtdh="http://schemas.microsoft.com/office/word/2020/wordml/sdtdatahash" xmlns:w16se="http://schemas.microsoft.com/office/word/2015/wordml/symex" xmlns:wpg="http://schemas.microsoft.com/office/word/2010/wordprocessingGroup" xmlns:wpi="http://schemas.microsoft.com/office/word/2010/wordprocessingInk" xmlns:wne="http://schemas.microsoft.com/office/word/2006/wordml" xmlns:wps="http://schemas.microsoft.com/office/word/2010/wordprocessingShape" mc:Ignorable="w14 w15 w16se w16cid w16 w16cex w16sdtdh wp14">
+<w:document xmlns:wpc="http://schemas.microsoft.com/office/word/2010/wordprocessingCanvas" xmlns:cx="http://schemas.microsoft.com/office/drawing/2014/chartex" xmlns:cx1="http://schemas.microsoft.com/office/drawing/2015/9/8/chartex" xmlns:cx2="http://schemas.microsoft.com/office/drawing/2015/10/21/chartex" xmlns:cx3="http://schemas.microsoft.com/office/drawing/2016/5/9/chartex" xmlns:cx4="http://schemas.microsoft.com/office/drawing/2016/5/10/chartex" xmlns:cx5="http://schemas.microsoft.com/office/drawing/2016/5/11/chartex" xmlns:cx6="http://schemas.microsoft.com/office/drawing/2016/5/12/chartex" xmlns:cx7="http://schemas.microsoft.com/office/drawing/2016/5/13/chartex" xmlns:cx8="http://schemas.microsoft.com/office/drawing/2016/5/14/chartex" xmlns:mc="http://schemas.openxmlformats.org/markup-compatibility/2006" xmlns:aink="http://schemas.microsoft.com/office/drawing/2016/ink" xmlns:am3d="http://schemas.microsoft.com/office/drawing/2017/model3d" xmlns:o="urn:schemas-microsoft-com:office:office" xmlns:r="http://schemas.openxmlformats.org/officeDocument/2006/relationships" xmlns:m="http://schemas.openxmlformats.org/officeDocument/2006/math" xmlns:v="urn:schemas-microsoft-com:vml" xmlns:wp14="http://schemas.microsoft.com/office/word/2010/wordprocessingDrawing" xmlns:wp="http://schemas.openxmlformats.org/drawingml/2006/wordprocessingDrawing" xmlns:w10="urn:schemas-microsoft-com:office:word" xmlns:w="http://schemas.openxmlformats.org/wordprocessingml/2006/main" xmlns:w14="http://schemas.microsoft.com/office/word/2010/wordml" xmlns:w15="http://schemas.microsoft.com/office/word/2012/wordml" xmlns:w16cex="http://schemas.microsoft.com/office/word/2018/wordml/cex" xmlns:w16cid="http://schemas.microsoft.com/office/word/2016/wordml/cid" xmlns:w16="http://schemas.microsoft.com/office/word/2018/wordml" xmlns:w16sdtdh="http://schemas.microsoft.com/office/word/2020/wordml/sdtdatahash" xmlns:w16se="http://schemas.microsoft.com/office/word/2015/wordml/symex" xmlns:wpg="http://schemas.microsoft.com/office/word/2010/wordprocessingGroup" xmlns:wpi="http://schemas.microsoft.com/office/word/2010/wordprocessingInk" xmlns:wne="http://schemas.microsoft.com/office/word/2006/wordml" xmlns:wps="http://schemas.microsoft.com/office/word/2010/wordprocessingShape" mc:Ignorable="w14 w15 w16se w16cid w16 w16cex w16sdtdh wp14">
   <w:body>
     <w:p>
       <w:pPr>
+        <w:bidi/>
+        <w:jc w:val="center"/>
         <w:rPr>
+          <w:b/>
+          <w:bCs/>
+          <w:sz w:val="36"/>
+          <w:szCs w:val="36"/>
+          <w:u w:val="single"/>
           <w:rtl/>
+          <w:lang w:bidi="ar-EG"/>
         </w:rPr>
       </w:pPr>
       <w:hyperlink r:id="rId4" w:history="1">
@@ -13,218 +21,452 @@
           <w:rPr>
             <w:rStyle w:val="Hyperlink"/>
             <w:rFonts w:hint="cs"/>
+            <w:b/>
+            <w:bCs/>
+            <w:sz w:val="36"/>
+            <w:szCs w:val="36"/>
             <w:rtl/>
+            <w:lang w:bidi="ar-EG"/>
           </w:rPr>
-          <w:t>تحدي وحسد</w:t>
+          <w:t>الله يعمل فينا في صور مختلفة</w:t>
         </w:r>
       </w:hyperlink>
     </w:p>
+    <w:tbl>
+      <w:tblPr>
+        <w:tblStyle w:val="TableGrid"/>
+        <w:bidiVisual/>
+        <w:tblW w:w="0" w:type="auto"/>
+        <w:tblLook w:val="04A0" w:firstRow="1" w:lastRow="0" w:firstColumn="1" w:lastColumn="0" w:noHBand="0" w:noVBand="1"/>
+      </w:tblPr>
+      <w:tblGrid>
+        <w:gridCol w:w="4508"/>
+        <w:gridCol w:w="4508"/>
+      </w:tblGrid>
+      <w:tr>
+        <w:tc>
+          <w:tcPr>
+            <w:tcW w:w="4508" w:type="dxa"/>
+            <w:shd w:val="clear" w:color="auto" w:fill="E2EFD9" w:themeFill="accent6" w:themeFillTint="33"/>
+          </w:tcPr>
+          <w:p>
+            <w:pPr>
+              <w:bidi/>
+              <w:jc w:val="center"/>
+              <w:rPr>
+                <w:rFonts w:hint="cs"/>
+                <w:b/>
+                <w:bCs/>
+                <w:color w:val="FF0000"/>
+                <w:sz w:val="36"/>
+                <w:szCs w:val="36"/>
+                <w:u w:val="single"/>
+                <w:rtl/>
+                <w:lang w:bidi="ar-EG"/>
+              </w:rPr>
+            </w:pPr>
+            <w:r>
+              <w:rPr>
+                <w:rFonts w:hint="cs"/>
+                <w:b/>
+                <w:bCs/>
+                <w:color w:val="FF0000"/>
+                <w:sz w:val="36"/>
+                <w:szCs w:val="36"/>
+                <w:u w:val="single"/>
+                <w:rtl/>
+                <w:lang w:bidi="ar-EG"/>
+              </w:rPr>
+              <w:t>الطريقة</w:t>
+            </w:r>
+          </w:p>
+        </w:tc>
+        <w:tc>
+          <w:tcPr>
+            <w:tcW w:w="4508" w:type="dxa"/>
+            <w:shd w:val="clear" w:color="auto" w:fill="E2EFD9" w:themeFill="accent6" w:themeFillTint="33"/>
+          </w:tcPr>
+          <w:p>
+            <w:pPr>
+              <w:bidi/>
+              <w:jc w:val="center"/>
+              <w:rPr>
+                <w:rFonts w:hint="cs"/>
+                <w:b/>
+                <w:bCs/>
+                <w:color w:val="FF0000"/>
+                <w:sz w:val="36"/>
+                <w:szCs w:val="36"/>
+                <w:u w:val="single"/>
+                <w:rtl/>
+                <w:lang w:bidi="ar-EG"/>
+              </w:rPr>
+            </w:pPr>
+            <w:r>
+              <w:rPr>
+                <w:rFonts w:hint="cs"/>
+                <w:b/>
+                <w:bCs/>
+                <w:color w:val="FF0000"/>
+                <w:sz w:val="36"/>
+                <w:szCs w:val="36"/>
+                <w:u w:val="single"/>
+                <w:rtl/>
+                <w:lang w:bidi="ar-EG"/>
+              </w:rPr>
+              <w:t>المعنى أننا علينا</w:t>
+            </w:r>
+          </w:p>
+        </w:tc>
+      </w:tr>
+      <w:tr>
+        <w:tc>
+          <w:tcPr>
+            <w:tcW w:w="4508" w:type="dxa"/>
+          </w:tcPr>
+          <w:p>
+            <w:pPr>
+              <w:bidi/>
+              <w:jc w:val="both"/>
+              <w:rPr>
+                <w:rFonts w:hint="cs"/>
+                <w:rtl/>
+                <w:lang w:bidi="ar-EG"/>
+              </w:rPr>
+            </w:pPr>
+            <w:r>
+              <w:rPr>
+                <w:rtl/>
+                <w:lang w:bidi="ar-EG"/>
+              </w:rPr>
+              <w:t>كَرَّام</w:t>
+            </w:r>
+            <w:r>
+              <w:rPr>
+                <w:rFonts w:hint="cs"/>
+                <w:rtl/>
+                <w:lang w:bidi="ar-EG"/>
+              </w:rPr>
+              <w:t xml:space="preserve">                                     (يوحنا 15: 1 </w:t>
+            </w:r>
+            <w:r>
+              <w:rPr>
+                <w:rtl/>
+                <w:lang w:bidi="ar-EG"/>
+              </w:rPr>
+              <w:t>–</w:t>
+            </w:r>
+            <w:r>
+              <w:rPr>
+                <w:rFonts w:hint="cs"/>
+                <w:rtl/>
+                <w:lang w:bidi="ar-EG"/>
+              </w:rPr>
+              <w:t xml:space="preserve"> 2)</w:t>
+            </w:r>
+          </w:p>
+        </w:tc>
+        <w:tc>
+          <w:tcPr>
+            <w:tcW w:w="4508" w:type="dxa"/>
+          </w:tcPr>
+          <w:p>
+            <w:pPr>
+              <w:bidi/>
+              <w:jc w:val="both"/>
+              <w:rPr>
+                <w:rFonts w:hint="cs"/>
+                <w:rtl/>
+                <w:lang w:bidi="ar-EG"/>
+              </w:rPr>
+            </w:pPr>
+            <w:r>
+              <w:rPr>
+                <w:rFonts w:hint="cs"/>
+                <w:rtl/>
+                <w:lang w:bidi="ar-EG"/>
+              </w:rPr>
+              <w:t>أن نأتي بثمر</w:t>
+            </w:r>
+          </w:p>
+        </w:tc>
+      </w:tr>
+      <w:tr>
+        <w:tc>
+          <w:tcPr>
+            <w:tcW w:w="4508" w:type="dxa"/>
+          </w:tcPr>
+          <w:p>
+            <w:pPr>
+              <w:bidi/>
+              <w:jc w:val="both"/>
+              <w:rPr>
+                <w:rFonts w:hint="cs"/>
+                <w:rtl/>
+                <w:lang w:bidi="ar-EG"/>
+              </w:rPr>
+            </w:pPr>
+            <w:r>
+              <w:rPr>
+                <w:rFonts w:hint="cs"/>
+                <w:rtl/>
+                <w:lang w:bidi="ar-EG"/>
+              </w:rPr>
+              <w:t>صائغ</w:t>
+            </w:r>
+            <w:r>
+              <w:rPr>
+                <w:rtl/>
+                <w:lang w:bidi="ar-EG"/>
+              </w:rPr>
+              <w:t xml:space="preserve"> هَيَاكِلِ فِضَّةٍ</w:t>
+            </w:r>
+            <w:r>
+              <w:rPr>
+                <w:rFonts w:hint="cs"/>
+                <w:rtl/>
+                <w:lang w:bidi="ar-EG"/>
+              </w:rPr>
+              <w:t xml:space="preserve">            (أمثال 25: 4)</w:t>
+            </w:r>
+          </w:p>
+        </w:tc>
+        <w:tc>
+          <w:tcPr>
+            <w:tcW w:w="4508" w:type="dxa"/>
+          </w:tcPr>
+          <w:p>
+            <w:pPr>
+              <w:bidi/>
+              <w:jc w:val="both"/>
+              <w:rPr>
+                <w:rFonts w:hint="cs"/>
+                <w:rtl/>
+                <w:lang w:bidi="ar-EG"/>
+              </w:rPr>
+            </w:pPr>
+            <w:r>
+              <w:rPr>
+                <w:rFonts w:hint="cs"/>
+                <w:rtl/>
+                <w:lang w:bidi="ar-EG"/>
+              </w:rPr>
+              <w:t>التحرر من النجاسات</w:t>
+            </w:r>
+          </w:p>
+        </w:tc>
+      </w:tr>
+      <w:tr>
+        <w:tc>
+          <w:tcPr>
+            <w:tcW w:w="4508" w:type="dxa"/>
+          </w:tcPr>
+          <w:p>
+            <w:pPr>
+              <w:bidi/>
+              <w:jc w:val="both"/>
+              <w:rPr>
+                <w:rFonts w:hint="cs"/>
+                <w:rtl/>
+                <w:lang w:bidi="ar-EG"/>
+              </w:rPr>
+            </w:pPr>
+            <w:r>
+              <w:rPr>
+                <w:rFonts w:hint="cs"/>
+                <w:rtl/>
+                <w:lang w:bidi="ar-EG"/>
+              </w:rPr>
+              <w:t>صانع النبيذ                     (إرمياء 48: 11)</w:t>
+            </w:r>
+          </w:p>
+        </w:tc>
+        <w:tc>
+          <w:tcPr>
+            <w:tcW w:w="4508" w:type="dxa"/>
+          </w:tcPr>
+          <w:p>
+            <w:pPr>
+              <w:bidi/>
+              <w:jc w:val="both"/>
+              <w:rPr>
+                <w:rFonts w:hint="cs"/>
+                <w:rtl/>
+                <w:lang w:bidi="ar-EG"/>
+              </w:rPr>
+            </w:pPr>
+            <w:r>
+              <w:rPr>
+                <w:rFonts w:hint="cs"/>
+                <w:rtl/>
+                <w:lang w:bidi="ar-EG"/>
+              </w:rPr>
+              <w:t>التخلص من عدم الاهتمام اللامبالي</w:t>
+            </w:r>
+          </w:p>
+        </w:tc>
+      </w:tr>
+      <w:tr>
+        <w:tc>
+          <w:tcPr>
+            <w:tcW w:w="4508" w:type="dxa"/>
+          </w:tcPr>
+          <w:p>
+            <w:pPr>
+              <w:bidi/>
+              <w:jc w:val="both"/>
+              <w:rPr>
+                <w:rFonts w:hint="cs"/>
+                <w:rtl/>
+                <w:lang w:bidi="ar-EG"/>
+              </w:rPr>
+            </w:pPr>
+            <w:r>
+              <w:rPr>
+                <w:rFonts w:hint="cs"/>
+                <w:rtl/>
+                <w:lang w:bidi="ar-EG"/>
+              </w:rPr>
+              <w:t xml:space="preserve">الآب                                  (عبرانيين 12: 9 </w:t>
+            </w:r>
+            <w:r>
+              <w:rPr>
+                <w:rtl/>
+                <w:lang w:bidi="ar-EG"/>
+              </w:rPr>
+              <w:t>–</w:t>
+            </w:r>
+            <w:r>
+              <w:rPr>
+                <w:rFonts w:hint="cs"/>
+                <w:rtl/>
+                <w:lang w:bidi="ar-EG"/>
+              </w:rPr>
+              <w:t xml:space="preserve"> 10)</w:t>
+            </w:r>
+          </w:p>
+        </w:tc>
+        <w:tc>
+          <w:tcPr>
+            <w:tcW w:w="4508" w:type="dxa"/>
+          </w:tcPr>
+          <w:p>
+            <w:pPr>
+              <w:bidi/>
+              <w:jc w:val="both"/>
+              <w:rPr>
+                <w:rFonts w:hint="cs"/>
+                <w:rtl/>
+                <w:lang w:bidi="ar-EG"/>
+              </w:rPr>
+            </w:pPr>
+            <w:r>
+              <w:rPr>
+                <w:rFonts w:hint="cs"/>
+                <w:rtl/>
+                <w:lang w:bidi="ar-EG"/>
+              </w:rPr>
+              <w:t>بأن نتشارك في قداسته</w:t>
+            </w:r>
+          </w:p>
+        </w:tc>
+      </w:tr>
+      <w:tr>
+        <w:tc>
+          <w:tcPr>
+            <w:tcW w:w="4508" w:type="dxa"/>
+          </w:tcPr>
+          <w:p>
+            <w:pPr>
+              <w:bidi/>
+              <w:jc w:val="both"/>
+              <w:rPr>
+                <w:rFonts w:hint="cs"/>
+                <w:rtl/>
+                <w:lang w:bidi="ar-EG"/>
+              </w:rPr>
+            </w:pPr>
+            <w:r>
+              <w:rPr>
+                <w:rFonts w:hint="cs"/>
+                <w:rtl/>
+                <w:lang w:bidi="ar-EG"/>
+              </w:rPr>
+              <w:t xml:space="preserve">الخزاف                          (إرمياء 18: 3 </w:t>
+            </w:r>
+            <w:r>
+              <w:rPr>
+                <w:rtl/>
+                <w:lang w:bidi="ar-EG"/>
+              </w:rPr>
+              <w:t>–</w:t>
+            </w:r>
+            <w:r>
+              <w:rPr>
+                <w:rFonts w:hint="cs"/>
+                <w:rtl/>
+                <w:lang w:bidi="ar-EG"/>
+              </w:rPr>
+              <w:t xml:space="preserve"> 6)</w:t>
+            </w:r>
+          </w:p>
+        </w:tc>
+        <w:tc>
+          <w:tcPr>
+            <w:tcW w:w="4508" w:type="dxa"/>
+          </w:tcPr>
+          <w:p>
+            <w:pPr>
+              <w:bidi/>
+              <w:jc w:val="both"/>
+              <w:rPr>
+                <w:rFonts w:hint="cs"/>
+                <w:rtl/>
+                <w:lang w:bidi="ar-EG"/>
+              </w:rPr>
+            </w:pPr>
+            <w:r>
+              <w:rPr>
+                <w:rFonts w:hint="cs"/>
+                <w:rtl/>
+                <w:lang w:bidi="ar-EG"/>
+              </w:rPr>
+              <w:t>بأن نتشكل لكرامته</w:t>
+            </w:r>
+          </w:p>
+        </w:tc>
+      </w:tr>
+    </w:tbl>
     <w:p>
       <w:pPr>
+        <w:bidi/>
+        <w:jc w:val="both"/>
         <w:rPr>
           <w:rtl/>
+          <w:lang w:bidi="ar-EG"/>
+        </w:rPr>
+      </w:pPr>
+    </w:p>
+    <w:p>
+      <w:pPr>
+        <w:bidi/>
+        <w:jc w:val="right"/>
+        <w:rPr>
+          <w:rtl/>
+          <w:lang w:bidi="ar-EG"/>
         </w:rPr>
       </w:pPr>
       <w:r>
         <w:rPr>
-          <w:rFonts w:hint="cs"/>
-          <w:rtl/>
+          <w:lang w:bidi="ar-EG"/>
         </w:rPr>
-        <w:t>غلاطية 5: 26</w:t>
-      </w:r>
-    </w:p>
-    <w:p>
-      <w:pPr>
-        <w:bidi w:val="0"/>
-        <w:rPr>
-          <w:rtl/>
-        </w:rPr>
-      </w:pPr>
-      <w:r>
         <w:t>Gerrid Setzer</w:t>
-      </w:r>
-    </w:p>
-    <w:p>
-      <w:pPr>
-        <w:rPr>
-          <w:rtl/>
-        </w:rPr>
-      </w:pPr>
-      <w:r>
-        <w:rPr>
-          <w:rFonts w:hint="cs"/>
-          <w:rtl/>
-        </w:rPr>
-        <w:t>"ل</w:t>
-      </w:r>
-      <w:r>
-        <w:rPr>
-          <w:rtl/>
-        </w:rPr>
-        <w:t>اَ نَكُنْ مُعْجِبِينَ نُغَاضِبُ بَعْضُنَا بَعْضًا، وَنَحْسِدُ بَعْضُنَا بَعْضًا.</w:t>
-      </w:r>
-      <w:r>
-        <w:rPr>
-          <w:rFonts w:hint="cs"/>
-          <w:rtl/>
-        </w:rPr>
-        <w:t>" (غلاطية 5: 26).</w:t>
-      </w:r>
-    </w:p>
-    <w:p>
-      <w:pPr>
-        <w:rPr>
-          <w:rtl/>
-        </w:rPr>
-      </w:pPr>
-      <w:r>
-        <w:rPr>
-          <w:rFonts w:hint="cs"/>
-          <w:rtl/>
-        </w:rPr>
-        <w:t>هيبة الإنسان هي بلا قيمة. ومع ذلك كثيرًا ما نسعى إليها، لأننا نهتم كثيرًا بأنفسنا. إن الصورة التي نسعى فيها إلى الكرامة تتعلق إن كنا نقدّر الناس من حولنا وإخوتنا الذين معنا.</w:t>
-      </w:r>
-    </w:p>
-    <w:p>
-      <w:pPr>
-        <w:rPr>
-          <w:rtl/>
-        </w:rPr>
-      </w:pPr>
-      <w:r>
-        <w:rPr>
-          <w:rFonts w:hint="cs"/>
-          <w:rtl/>
-        </w:rPr>
-        <w:t>إن شعرنا أنفسنا متعالين فسنغاضب الآخرين. نحن نتحاور معهم في مجالات العلم التي من الممكن أن يضيعوا فيها بسرعة</w:t>
-      </w:r>
-      <w:r>
-        <w:rPr>
-          <w:rtl/>
-        </w:rPr>
-        <w:t xml:space="preserve"> بحيث تبرز معرفتنا المفترضة بشكل أكثر وضوحًا. هدفنا هو أن يقوم أكبر عدد ممكن من الأشخاص بتسجيل ما نعرفه أو ما لدينا أو ما حققناه. نجعل من أنفسنا عظماء من أجل التكريم والتقدير.</w:t>
-      </w:r>
-    </w:p>
-    <w:p>
-      <w:pPr>
-        <w:rPr>
-          <w:rtl/>
-        </w:rPr>
-      </w:pPr>
-      <w:r>
-        <w:rPr>
-          <w:rtl/>
-        </w:rPr>
-        <w:t>عندما نشعر بالدونية فإننا نحسد الآخرين. نحن نتطلع بشكل مريب إلى ما لديهم وما يمكنهم فعله. ل</w:t>
-      </w:r>
-      <w:r>
-        <w:rPr>
-          <w:rFonts w:hint="cs"/>
-          <w:rtl/>
-        </w:rPr>
-        <w:t>كي نقلل من كرامتهم</w:t>
-      </w:r>
-      <w:r>
-        <w:rPr>
-          <w:rtl/>
-        </w:rPr>
-        <w:t xml:space="preserve">، </w:t>
-      </w:r>
-      <w:r>
-        <w:rPr>
-          <w:rFonts w:hint="cs"/>
-          <w:rtl/>
-        </w:rPr>
-        <w:t>نقلل من قدرهم</w:t>
-      </w:r>
-      <w:r>
-        <w:rPr>
-          <w:rtl/>
-        </w:rPr>
-        <w:t xml:space="preserve"> من خلال </w:t>
-      </w:r>
-      <w:r>
-        <w:rPr>
-          <w:rFonts w:hint="cs"/>
-          <w:rtl/>
-        </w:rPr>
-        <w:t>مقارنتهم بما يميزهم</w:t>
-      </w:r>
-      <w:r>
-        <w:rPr>
-          <w:rtl/>
-        </w:rPr>
-        <w:t xml:space="preserve">. قد لا نخجل حتى من الإضرار بسمعتهم </w:t>
-      </w:r>
-      <w:r>
-        <w:rPr>
-          <w:rFonts w:hint="cs"/>
-          <w:rtl/>
-        </w:rPr>
-        <w:t>بجزء من</w:t>
-      </w:r>
-      <w:r>
-        <w:rPr>
-          <w:rtl/>
-        </w:rPr>
-        <w:t xml:space="preserve"> الحقائق. </w:t>
-      </w:r>
-      <w:r>
-        <w:rPr>
-          <w:rFonts w:hint="cs"/>
-          <w:rtl/>
-        </w:rPr>
-        <w:t>ويكمن وراء ذلك الحصول قدر الإمكان على الاحترام والتقدير.</w:t>
-      </w:r>
-    </w:p>
-    <w:p>
-      <w:pPr>
-        <w:rPr>
-          <w:rtl/>
-        </w:rPr>
-      </w:pPr>
-      <w:r>
-        <w:rPr>
-          <w:rFonts w:hint="cs"/>
-          <w:rtl/>
-        </w:rPr>
-        <w:t xml:space="preserve">في هذا الجو من </w:t>
-      </w:r>
-      <w:r>
-        <w:rPr>
-          <w:rFonts w:hint="cs"/>
-          <w:rtl/>
-        </w:rPr>
-        <w:t>التباهي الغبي والحسد الطفولي تظهر النزاعات. فكل واحد ينهش ويأكل بالآخر وبالتالي تُفسد شهادة فعالة للمسيح (غلاطية 5: 15).</w:t>
-      </w:r>
-    </w:p>
-    <w:p>
-      <w:pPr>
-        <w:rPr>
-          <w:rFonts w:hint="cs"/>
-        </w:rPr>
-      </w:pPr>
-      <w:r>
-        <w:rPr>
-          <w:rFonts w:hint="cs"/>
-          <w:rtl/>
-        </w:rPr>
-        <w:t>يا ليت روح الله يقودنا إلى تصرّف مختلف</w:t>
-      </w:r>
-      <w:r>
-        <w:rPr>
-          <w:rFonts w:hint="cs"/>
-          <w:rtl/>
-        </w:rPr>
-        <w:t>! هو يريد بأننا كمسيحيين نخدم بعضنا بالمحبة وأن نحمل أثقال بعض وبهذا نكون قد أتتمنا "ناموس المسيح" لمجده (غلاطية 5: 13؛ 6: 2).</w:t>
       </w:r>
     </w:p>
     <w:sectPr>
       <w:pgSz w:w="11906" w:h="16838"/>
       <w:pgMar w:top="1440" w:right="1440" w:bottom="1440" w:left="1440" w:header="708" w:footer="708" w:gutter="0"/>
       <w:cols w:space="708"/>
-      <w:bidi/>
-      <w:rtlGutter/>
       <w:docGrid w:linePitch="360"/>
     </w:sectPr>
   </w:body>
@@ -239,14 +481,12 @@
         <w:rFonts w:ascii="Sakkal Majalla" w:eastAsiaTheme="minorHAnsi" w:hAnsi="Sakkal Majalla" w:cs="Sakkal Majalla"/>
         <w:sz w:val="28"/>
         <w:szCs w:val="28"/>
-        <w:lang w:val="en-US" w:eastAsia="en-US" w:bidi="he-IL"/>
+        <w:lang w:val="en-IL" w:eastAsia="en-US" w:bidi="ar-SA"/>
       </w:rPr>
     </w:rPrDefault>
     <w:pPrDefault>
       <w:pPr>
-        <w:bidi/>
         <w:spacing w:after="160" w:line="259" w:lineRule="auto"/>
-        <w:jc w:val="both"/>
       </w:pPr>
     </w:pPrDefault>
   </w:docDefaults>
@@ -631,9 +871,6 @@
   <w:style w:type="paragraph" w:default="1" w:styleId="Normal">
     <w:name w:val="Normal"/>
     <w:qFormat/>
-    <w:rPr>
-      <w:lang w:bidi="ar-EG"/>
-    </w:rPr>
   </w:style>
   <w:style w:type="character" w:default="1" w:styleId="DefaultParagraphFont">
     <w:name w:val="Default Paragraph Font"/>
@@ -662,12 +899,31 @@
     <w:semiHidden/>
     <w:unhideWhenUsed/>
   </w:style>
+  <w:style w:type="table" w:styleId="TableGrid">
+    <w:name w:val="Table Grid"/>
+    <w:basedOn w:val="TableNormal"/>
+    <w:uiPriority w:val="39"/>
+    <w:rsid w:val="00AE6074"/>
+    <w:pPr>
+      <w:spacing w:after="0" w:line="240" w:lineRule="auto"/>
+    </w:pPr>
+    <w:tblPr>
+      <w:tblBorders>
+        <w:top w:val="single" w:sz="4" w:space="0" w:color="auto"/>
+        <w:left w:val="single" w:sz="4" w:space="0" w:color="auto"/>
+        <w:bottom w:val="single" w:sz="4" w:space="0" w:color="auto"/>
+        <w:right w:val="single" w:sz="4" w:space="0" w:color="auto"/>
+        <w:insideH w:val="single" w:sz="4" w:space="0" w:color="auto"/>
+        <w:insideV w:val="single" w:sz="4" w:space="0" w:color="auto"/>
+      </w:tblBorders>
+    </w:tblPr>
+  </w:style>
   <w:style w:type="character" w:styleId="Hyperlink">
     <w:name w:val="Hyperlink"/>
     <w:basedOn w:val="DefaultParagraphFont"/>
     <w:uiPriority w:val="99"/>
     <w:unhideWhenUsed/>
-    <w:rsid w:val="006F46BF"/>
+    <w:rsid w:val="00AE6074"/>
     <w:rPr>
       <w:color w:val="0563C1" w:themeColor="hyperlink"/>
       <w:u w:val="single"/>
@@ -679,7 +935,7 @@
     <w:uiPriority w:val="99"/>
     <w:semiHidden/>
     <w:unhideWhenUsed/>
-    <w:rsid w:val="006F46BF"/>
+    <w:rsid w:val="00AE6074"/>
     <w:rPr>
       <w:color w:val="605E5C"/>
       <w:shd w:val="clear" w:color="auto" w:fill="E1DFDD"/>
@@ -689,7 +945,7 @@
 </file>
 
 <file path=word/theme/theme1.xml><?xml version="1.0" encoding="utf-8"?>
-<a:theme xmlns:a="http://schemas.openxmlformats.org/drawingml/2006/main" name="Office Theme">
+<a:theme xmlns:a="http://schemas.openxmlformats.org/drawingml/2006/main" name="ערכת נושא Office">
   <a:themeElements>
     <a:clrScheme name="Office">
       <a:dk1>
